--- a/scripts/reference-abnt.docx
+++ b/scripts/reference-abnt.docx
@@ -596,6 +596,8 @@
     <w:qFormat/>
     <w:pPr>
       <w:spacing w:before="36" w:after="36"/>
+      <w:ind w:firstLine="0"/>
+      <w:jc w:val="left"/>
     </w:pPr>
   </w:style>
   <w:style w:type="paragraph" w:styleId="Title">
@@ -887,9 +889,9 @@
     <w:tblPr>
       <w:tblInd w:w="0" w:type="dxa"/>
       <w:tblCellMar>
-        <w:top w:w="0" w:type="dxa"/>
+        <w:top w:w="80" w:type="dxa"/>
         <w:left w:w="108" w:type="dxa"/>
-        <w:bottom w:w="0" w:type="dxa"/>
+        <w:bottom w:w="80" w:type="dxa"/>
         <w:right w:w="108" w:type="dxa"/>
       </w:tblCellMar>
     </w:tblPr>
@@ -936,6 +938,11 @@
   <w:style w:type="paragraph" w:customStyle="1" w:styleId="Figure">
     <w:name w:val="Figure"/>
     <w:basedOn w:val="Normal"/>
+    <w:pPr>
+      <w:spacing w:before="120" w:after="0"/>
+      <w:ind w:firstLine="0"/>
+      <w:jc w:val="center"/>
+    </w:pPr>
   </w:style>
   <w:style w:type="paragraph" w:customStyle="1" w:styleId="CaptionedFigure">
     <w:name w:val="Captioned Figure"/>
@@ -953,8 +960,9 @@
     <w:name w:val="Verbatim Char"/>
     <w:basedOn w:val="BodyTextChar"/>
     <w:rPr>
-      <w:rFonts w:ascii="Consolas" w:hAnsi="Consolas"/>
-      <w:sz w:val="22"/>
+      <w:rFonts w:ascii="Liberation Mono" w:hAnsi="Liberation Mono" w:cs="Liberation Mono"/>
+      <w:sz w:val="18"/>
+      <w:szCs w:val="18"/>
     </w:rPr>
   </w:style>
   <w:style w:type="character" w:styleId="FootnoteReference">
@@ -987,6 +995,55 @@
       <w:b w:val="0"/>
       <w:bCs w:val="0"/>
       <w:color w:val="365F91" w:themeColor="accent1" w:themeShade="BF"/>
+    </w:rPr>
+  </w:style>
+  <w:style w:type="paragraph" w:customStyle="1" w:styleId="Legenda">
+    <w:name w:val="Legenda"/>
+    <w:basedOn w:val="Normal"/>
+    <w:pPr>
+      <w:keepNext/>
+      <w:spacing w:before="120" w:after="60" w:line="240" w:lineRule="auto"/>
+      <w:ind w:firstLine="0"/>
+      <w:jc w:val="center"/>
+    </w:pPr>
+    <w:rPr>
+      <w:sz w:val="20"/>
+      <w:szCs w:val="20"/>
+    </w:rPr>
+  </w:style>
+  <w:style w:type="paragraph" w:customStyle="1" w:styleId="FonteIlustracao">
+    <w:name w:val="Fonte da ilustração"/>
+    <w:basedOn w:val="Normal"/>
+    <w:pPr>
+      <w:spacing w:before="60" w:after="180" w:line="240" w:lineRule="auto"/>
+      <w:ind w:firstLine="0"/>
+      <w:jc w:val="center"/>
+    </w:pPr>
+    <w:rPr>
+      <w:sz w:val="16"/>
+      <w:szCs w:val="16"/>
+    </w:rPr>
+  </w:style>
+  <w:style w:type="paragraph" w:customStyle="1" w:styleId="SourceCode">
+    <w:name w:val="Source Code"/>
+    <w:basedOn w:val="Normal"/>
+    <w:pPr>
+      <w:spacing w:before="0" w:after="0" w:line="240" w:lineRule="auto"/>
+      <w:ind w:left="340" w:firstLine="0"/>
+      <w:jc w:val="left"/>
+    </w:pPr>
+    <w:rPr>
+      <w:rFonts w:ascii="Liberation Mono" w:hAnsi="Liberation Mono" w:cs="Liberation Mono"/>
+      <w:sz w:val="18"/>
+      <w:szCs w:val="18"/>
+    </w:rPr>
+  </w:style>
+  <w:style w:type="paragraph" w:customStyle="1" w:styleId="AbstractEN">
+    <w:name w:val="Abstract em inglês"/>
+    <w:basedOn w:val="Normal"/>
+    <w:rPr>
+      <w:i/>
+      <w:iCs/>
     </w:rPr>
   </w:style>
 </w:styles>

--- a/scripts/reference-abnt.docx
+++ b/scripts/reference-abnt.docx
@@ -595,10 +595,14 @@
     <w:basedOn w:val="BodyText"/>
     <w:qFormat/>
     <w:pPr>
-      <w:spacing w:before="36" w:after="36"/>
+      <w:spacing w:before="0" w:after="0" w:line="230" w:lineRule="auto"/>
       <w:ind w:firstLine="0"/>
       <w:jc w:val="left"/>
     </w:pPr>
+    <w:rPr>
+      <w:sz w:val="20"/>
+      <w:szCs w:val="20"/>
+    </w:rPr>
   </w:style>
   <w:style w:type="paragraph" w:styleId="Title">
     <w:name w:val="Title"/>
@@ -681,7 +685,7 @@
   </w:style>
   <w:style w:type="paragraph" w:styleId="Heading1">
     <w:pPr>
-      <w:spacing w:before="240" w:after="120" w:line="240" w:lineRule="auto"/>
+      <w:spacing w:before="120" w:after="0" w:line="240" w:lineRule="auto"/>
       <w:ind w:firstLine="0"/>
       <w:jc w:val="left"/>
     </w:pPr>
@@ -699,7 +703,7 @@
   </w:style>
   <w:style w:type="paragraph" w:styleId="Heading2">
     <w:pPr>
-      <w:spacing w:before="240" w:after="120" w:line="240" w:lineRule="auto"/>
+      <w:spacing w:before="120" w:after="0" w:line="240" w:lineRule="auto"/>
       <w:ind w:firstLine="0"/>
       <w:jc w:val="left"/>
     </w:pPr>
@@ -718,7 +722,7 @@
   </w:style>
   <w:style w:type="paragraph" w:styleId="Heading3">
     <w:pPr>
-      <w:spacing w:before="240" w:after="120" w:line="240" w:lineRule="auto"/>
+      <w:spacing w:before="120" w:after="0" w:line="240" w:lineRule="auto"/>
       <w:ind w:firstLine="0"/>
       <w:jc w:val="left"/>
     </w:pPr>
@@ -737,7 +741,7 @@
   </w:style>
   <w:style w:type="paragraph" w:styleId="Heading4">
     <w:pPr>
-      <w:spacing w:before="240" w:after="120" w:line="240" w:lineRule="auto"/>
+      <w:spacing w:before="120" w:after="0" w:line="240" w:lineRule="auto"/>
       <w:ind w:firstLine="0"/>
       <w:jc w:val="left"/>
     </w:pPr>
@@ -889,9 +893,9 @@
     <w:tblPr>
       <w:tblInd w:w="0" w:type="dxa"/>
       <w:tblCellMar>
-        <w:top w:w="80" w:type="dxa"/>
+        <w:top w:w="40" w:type="dxa"/>
         <w:left w:w="108" w:type="dxa"/>
-        <w:bottom w:w="80" w:type="dxa"/>
+        <w:bottom w:w="40" w:type="dxa"/>
         <w:right w:w="108" w:type="dxa"/>
       </w:tblCellMar>
     </w:tblPr>
@@ -961,8 +965,8 @@
     <w:basedOn w:val="BodyTextChar"/>
     <w:rPr>
       <w:rFonts w:ascii="Liberation Mono" w:hAnsi="Liberation Mono" w:cs="Liberation Mono"/>
-      <w:sz w:val="18"/>
-      <w:szCs w:val="18"/>
+      <w:sz w:val="20"/>
+      <w:szCs w:val="20"/>
     </w:rPr>
   </w:style>
   <w:style w:type="character" w:styleId="FootnoteReference">
@@ -1015,7 +1019,7 @@
     <w:name w:val="Fonte da ilustração"/>
     <w:basedOn w:val="Normal"/>
     <w:pPr>
-      <w:spacing w:before="60" w:after="180" w:line="240" w:lineRule="auto"/>
+      <w:spacing w:before="40" w:after="120" w:line="240" w:lineRule="auto"/>
       <w:ind w:firstLine="0"/>
       <w:jc w:val="center"/>
     </w:pPr>
@@ -1044,6 +1048,22 @@
     <w:rPr>
       <w:i/>
       <w:iCs/>
+    </w:rPr>
+  </w:style>
+  <w:style w:type="paragraph" w:customStyle="1" w:styleId="TituloArtigo">
+    <w:name w:val="Título do artigo"/>
+    <w:basedOn w:val="Normal"/>
+    <w:pPr>
+      <w:keepNext/>
+      <w:spacing w:before="240" w:after="240" w:line="240" w:lineRule="auto"/>
+      <w:ind w:firstLine="0"/>
+      <w:jc w:val="left"/>
+    </w:pPr>
+    <w:rPr>
+      <w:b/>
+      <w:bCs/>
+      <w:sz w:val="24"/>
+      <w:szCs w:val="24"/>
     </w:rPr>
   </w:style>
 </w:styles>
